--- a/morning/AI-Short-Course/AI_Freelancing_Combo_Course (1).docx
+++ b/morning/AI-Short-Course/AI_Freelancing_Combo_Course (1).docx
@@ -127,6 +127,9 @@
         <w:pBdr>
           <w:bottom w:val="single" w:sz="8" w:space="4" w:color="1F3864"/>
         </w:pBdr>
+        <w:tabs>
+          <w:tab w:val="left" w:pos="9096"/>
+        </w:tabs>
         <w:spacing w:before="400" w:after="200"/>
       </w:pPr>
       <w:r>
@@ -140,24 +143,28 @@
         <w:lastRenderedPageBreak/>
         <w:t>1. Course Introduction</w:t>
       </w:r>
+      <w:r>
+        <w:rPr>
+          <w:b/>
+          <w:bCs/>
+          <w:color w:val="1F3864"/>
+          <w:sz w:val="30"/>
+          <w:szCs w:val="30"/>
+        </w:rPr>
+        <w:tab/>
+      </w:r>
     </w:p>
     <w:p>
       <w:pPr>
         <w:spacing w:after="120"/>
       </w:pPr>
-      <w:r>
-        <w:rPr>
-          <w:sz w:val="21"/>
-          <w:szCs w:val="21"/>
-        </w:rPr>
-        <w:t>The AI + Freelancing Combo Course is a 6-week, 30-session foundational program d</w:t>
-      </w:r>
-      <w:r>
-        <w:rPr>
-          <w:sz w:val="21"/>
-          <w:szCs w:val="21"/>
-        </w:rPr>
-        <w:t>esigned exclusively for students who have just completed their Intermediate (</w:t>
+      <w:bookmarkStart w:id="0" w:name="_GoBack"/>
+      <w:r>
+        <w:rPr>
+          <w:sz w:val="21"/>
+          <w:szCs w:val="21"/>
+        </w:rPr>
+        <w:t>The AI + Freelancing Combo Course is a 6-week, 30-session foundational program designed exclusively for students who have just completed their Intermediate (</w:t>
       </w:r>
       <w:proofErr w:type="spellStart"/>
       <w:r>
@@ -173,16 +180,10 @@
           <w:sz w:val="21"/>
           <w:szCs w:val="21"/>
         </w:rPr>
-        <w:t>/ICS/FA) examination under BISE Lahore and are preparing to join an ADP or BS Computer Science program. Most learners entering this course have never written a line of code, ne</w:t>
-      </w:r>
-      <w:r>
-        <w:rPr>
-          <w:sz w:val="21"/>
-          <w:szCs w:val="21"/>
-        </w:rPr>
-        <w:t>ver used a professional AI tool, and have no exposure to the digital freelance economy.</w:t>
-      </w:r>
-    </w:p>
+        <w:t>/ICS/FA) examination under BISE Lahore and are preparing to join an ADP or BS Computer Science program. Most learners entering this course have never written a line of code, never used a professional AI tool, and have no exposure to the digital freelance economy.</w:t>
+      </w:r>
+    </w:p>
+    <w:bookmarkEnd w:id="0"/>
     <w:p>
       <w:pPr>
         <w:spacing w:after="120"/>
@@ -192,14 +193,7 @@
           <w:sz w:val="21"/>
           <w:szCs w:val="21"/>
         </w:rPr>
-        <w:t>This course does not assume any prior computer science background. It starts from absolute zero and builds up, day by day, to a learner who can confidently use modern A</w:t>
-      </w:r>
-      <w:r>
-        <w:rPr>
-          <w:sz w:val="21"/>
-          <w:szCs w:val="21"/>
-        </w:rPr>
-        <w:t xml:space="preserve">I tools, write basic Python code, build a simple Machine </w:t>
+        <w:t xml:space="preserve">This course does not assume any prior computer science background. It starts from absolute zero and builds up, day by day, to a learner who can confidently use modern AI tools, write basic Python code, build a simple Machine </w:t>
       </w:r>
       <w:proofErr w:type="gramStart"/>
       <w:r>
@@ -227,14 +221,7 @@
           <w:sz w:val="21"/>
           <w:szCs w:val="21"/>
         </w:rPr>
-        <w:t>Every tool, platform, and resource used in this course is completely free of cost. No paid su</w:t>
-      </w:r>
-      <w:r>
-        <w:rPr>
-          <w:sz w:val="21"/>
-          <w:szCs w:val="21"/>
-        </w:rPr>
-        <w:t>bscriptions, no premium API keys, and no paid courses are required at any stage. This ensures the course remains accessible to every student regardless of financial background.</w:t>
+        <w:t>Every tool, platform, and resource used in this course is completely free of cost. No paid subscriptions, no premium API keys, and no paid courses are required at any stage. This ensures the course remains accessible to every student regardless of financial background.</w:t>
       </w:r>
     </w:p>
     <w:p>
@@ -246,21 +233,7 @@
           <w:sz w:val="21"/>
           <w:szCs w:val="21"/>
         </w:rPr>
-        <w:t>The course runs for 45 days (27 July - 10 September 2026), meeting 4 days a wee</w:t>
-      </w:r>
-      <w:r>
-        <w:rPr>
-          <w:sz w:val="21"/>
-          <w:szCs w:val="21"/>
-        </w:rPr>
-        <w:t>k (Monday to Thursday) for 2 hours per session, followed by a dedicated Capstone Showcase. By the end of the course, each student will have built a live freelance profile, a working portfolio, hands-on exposure to Python and Machine Learning, a functioning</w:t>
-      </w:r>
-      <w:r>
-        <w:rPr>
-          <w:sz w:val="21"/>
-          <w:szCs w:val="21"/>
-        </w:rPr>
-        <w:t xml:space="preserve"> n8n automation, and at least one completed capstone project that they can show to a real client or use as an admission-strengthening project when they join their ADP/BSCS program.</w:t>
+        <w:t>The course runs for 45 days (27 July - 10 September 2026), meeting 4 days a week (Monday to Thursday) for 2 hours per session, followed by a dedicated Capstone Showcase. By the end of the course, each student will have built a live freelance profile, a working portfolio, hands-on exposure to Python and Machine Learning, a functioning n8n automation, and at least one completed capstone project that they can show to a real client or use as an admission-strengthening project when they join their ADP/BSCS program.</w:t>
       </w:r>
     </w:p>
     <w:p>
@@ -296,14 +269,7 @@
           <w:sz w:val="21"/>
           <w:szCs w:val="21"/>
         </w:rPr>
-        <w:t>Fresh intermediate pass-outs have a 2-3 mont</w:t>
-      </w:r>
-      <w:r>
-        <w:rPr>
-          <w:sz w:val="21"/>
-          <w:szCs w:val="21"/>
-        </w:rPr>
-        <w:t>h gap before university starts — this course converts that idle time into a productive head-start.</w:t>
+        <w:t>Fresh intermediate pass-outs have a 2-3 month gap before university starts — this course converts that idle time into a productive head-start.</w:t>
       </w:r>
     </w:p>
     <w:p>
@@ -320,14 +286,7 @@
           <w:sz w:val="21"/>
           <w:szCs w:val="21"/>
         </w:rPr>
-        <w:t>Pakistan's freelance economy is one of the fastest-growing in the world, but most students never learn how to package a skill into an income-generating servi</w:t>
-      </w:r>
-      <w:r>
-        <w:rPr>
-          <w:sz w:val="21"/>
-          <w:szCs w:val="21"/>
-        </w:rPr>
-        <w:t>ce.</w:t>
+        <w:t>Pakistan's freelance economy is one of the fastest-growing in the world, but most students never learn how to package a skill into an income-generating service.</w:t>
       </w:r>
     </w:p>
     <w:p>
@@ -436,12 +395,6 @@
         <w:gridCol w:w="1800"/>
       </w:tblGrid>
       <w:tr>
-        <w:tblPrEx>
-          <w:tblCellMar>
-            <w:top w:w="0" w:type="dxa"/>
-            <w:bottom w:w="0" w:type="dxa"/>
-          </w:tblCellMar>
-        </w:tblPrEx>
         <w:tc>
           <w:tcPr>
             <w:tcW w:w="1000" w:type="dxa"/>
@@ -532,12 +485,6 @@
         </w:tc>
       </w:tr>
       <w:tr>
-        <w:tblPrEx>
-          <w:tblCellMar>
-            <w:top w:w="0" w:type="dxa"/>
-            <w:bottom w:w="0" w:type="dxa"/>
-          </w:tblCellMar>
-        </w:tblPrEx>
         <w:tc>
           <w:tcPr>
             <w:tcW w:w="1000" w:type="dxa"/>
@@ -604,12 +551,6 @@
         </w:tc>
       </w:tr>
       <w:tr>
-        <w:tblPrEx>
-          <w:tblCellMar>
-            <w:top w:w="0" w:type="dxa"/>
-            <w:bottom w:w="0" w:type="dxa"/>
-          </w:tblCellMar>
-        </w:tblPrEx>
         <w:tc>
           <w:tcPr>
             <w:tcW w:w="1000" w:type="dxa"/>
@@ -680,12 +621,6 @@
         </w:tc>
       </w:tr>
       <w:tr>
-        <w:tblPrEx>
-          <w:tblCellMar>
-            <w:top w:w="0" w:type="dxa"/>
-            <w:bottom w:w="0" w:type="dxa"/>
-          </w:tblCellMar>
-        </w:tblPrEx>
         <w:tc>
           <w:tcPr>
             <w:tcW w:w="1000" w:type="dxa"/>
@@ -760,12 +695,6 @@
         </w:tc>
       </w:tr>
       <w:tr>
-        <w:tblPrEx>
-          <w:tblCellMar>
-            <w:top w:w="0" w:type="dxa"/>
-            <w:bottom w:w="0" w:type="dxa"/>
-          </w:tblCellMar>
-        </w:tblPrEx>
         <w:tc>
           <w:tcPr>
             <w:tcW w:w="1000" w:type="dxa"/>
@@ -836,12 +765,6 @@
         </w:tc>
       </w:tr>
       <w:tr>
-        <w:tblPrEx>
-          <w:tblCellMar>
-            <w:top w:w="0" w:type="dxa"/>
-            <w:bottom w:w="0" w:type="dxa"/>
-          </w:tblCellMar>
-        </w:tblPrEx>
         <w:tc>
           <w:tcPr>
             <w:tcW w:w="1000" w:type="dxa"/>
@@ -909,12 +832,6 @@
         </w:tc>
       </w:tr>
       <w:tr>
-        <w:tblPrEx>
-          <w:tblCellMar>
-            <w:top w:w="0" w:type="dxa"/>
-            <w:bottom w:w="0" w:type="dxa"/>
-          </w:tblCellMar>
-        </w:tblPrEx>
         <w:tc>
           <w:tcPr>
             <w:tcW w:w="1000" w:type="dxa"/>
@@ -985,12 +902,6 @@
         </w:tc>
       </w:tr>
       <w:tr>
-        <w:tblPrEx>
-          <w:tblCellMar>
-            <w:top w:w="0" w:type="dxa"/>
-            <w:bottom w:w="0" w:type="dxa"/>
-          </w:tblCellMar>
-        </w:tblPrEx>
         <w:tc>
           <w:tcPr>
             <w:tcW w:w="1000" w:type="dxa"/>
@@ -1057,12 +968,6 @@
         </w:tc>
       </w:tr>
       <w:tr>
-        <w:tblPrEx>
-          <w:tblCellMar>
-            <w:top w:w="0" w:type="dxa"/>
-            <w:bottom w:w="0" w:type="dxa"/>
-          </w:tblCellMar>
-        </w:tblPrEx>
         <w:tc>
           <w:tcPr>
             <w:tcW w:w="1000" w:type="dxa"/>
@@ -1192,12 +1097,6 @@
         <w:gridCol w:w="6600"/>
       </w:tblGrid>
       <w:tr>
-        <w:tblPrEx>
-          <w:tblCellMar>
-            <w:top w:w="0" w:type="dxa"/>
-            <w:bottom w:w="0" w:type="dxa"/>
-          </w:tblCellMar>
-        </w:tblPrEx>
         <w:tc>
           <w:tcPr>
             <w:tcW w:w="3000" w:type="dxa"/>
@@ -1244,12 +1143,6 @@
         </w:tc>
       </w:tr>
       <w:tr>
-        <w:tblPrEx>
-          <w:tblCellMar>
-            <w:top w:w="0" w:type="dxa"/>
-            <w:bottom w:w="0" w:type="dxa"/>
-          </w:tblCellMar>
-        </w:tblPrEx>
         <w:tc>
           <w:tcPr>
             <w:tcW w:w="3000" w:type="dxa"/>
@@ -1291,12 +1184,6 @@
         </w:tc>
       </w:tr>
       <w:tr>
-        <w:tblPrEx>
-          <w:tblCellMar>
-            <w:top w:w="0" w:type="dxa"/>
-            <w:bottom w:w="0" w:type="dxa"/>
-          </w:tblCellMar>
-        </w:tblPrEx>
         <w:tc>
           <w:tcPr>
             <w:tcW w:w="3000" w:type="dxa"/>
@@ -1371,12 +1258,6 @@
         </w:tc>
       </w:tr>
       <w:tr>
-        <w:tblPrEx>
-          <w:tblCellMar>
-            <w:top w:w="0" w:type="dxa"/>
-            <w:bottom w:w="0" w:type="dxa"/>
-          </w:tblCellMar>
-        </w:tblPrEx>
         <w:tc>
           <w:tcPr>
             <w:tcW w:w="3000" w:type="dxa"/>
@@ -1421,12 +1302,6 @@
         </w:tc>
       </w:tr>
       <w:tr>
-        <w:tblPrEx>
-          <w:tblCellMar>
-            <w:top w:w="0" w:type="dxa"/>
-            <w:bottom w:w="0" w:type="dxa"/>
-          </w:tblCellMar>
-        </w:tblPrEx>
         <w:tc>
           <w:tcPr>
             <w:tcW w:w="3000" w:type="dxa"/>
@@ -1469,12 +1344,6 @@
         </w:tc>
       </w:tr>
       <w:tr>
-        <w:tblPrEx>
-          <w:tblCellMar>
-            <w:top w:w="0" w:type="dxa"/>
-            <w:bottom w:w="0" w:type="dxa"/>
-          </w:tblCellMar>
-        </w:tblPrEx>
         <w:tc>
           <w:tcPr>
             <w:tcW w:w="3000" w:type="dxa"/>
@@ -1524,12 +1393,6 @@
         </w:tc>
       </w:tr>
       <w:tr>
-        <w:tblPrEx>
-          <w:tblCellMar>
-            <w:top w:w="0" w:type="dxa"/>
-            <w:bottom w:w="0" w:type="dxa"/>
-          </w:tblCellMar>
-        </w:tblPrEx>
         <w:tc>
           <w:tcPr>
             <w:tcW w:w="3000" w:type="dxa"/>
@@ -1580,12 +1443,6 @@
         </w:tc>
       </w:tr>
       <w:tr>
-        <w:tblPrEx>
-          <w:tblCellMar>
-            <w:top w:w="0" w:type="dxa"/>
-            <w:bottom w:w="0" w:type="dxa"/>
-          </w:tblCellMar>
-        </w:tblPrEx>
         <w:tc>
           <w:tcPr>
             <w:tcW w:w="3000" w:type="dxa"/>
@@ -1627,12 +1484,6 @@
         </w:tc>
       </w:tr>
       <w:tr>
-        <w:tblPrEx>
-          <w:tblCellMar>
-            <w:top w:w="0" w:type="dxa"/>
-            <w:bottom w:w="0" w:type="dxa"/>
-          </w:tblCellMar>
-        </w:tblPrEx>
         <w:tc>
           <w:tcPr>
             <w:tcW w:w="3000" w:type="dxa"/>
@@ -1675,12 +1526,6 @@
         </w:tc>
       </w:tr>
       <w:tr>
-        <w:tblPrEx>
-          <w:tblCellMar>
-            <w:top w:w="0" w:type="dxa"/>
-            <w:bottom w:w="0" w:type="dxa"/>
-          </w:tblCellMar>
-        </w:tblPrEx>
         <w:tc>
           <w:tcPr>
             <w:tcW w:w="3000" w:type="dxa"/>
@@ -1733,12 +1578,6 @@
         </w:tc>
       </w:tr>
       <w:tr>
-        <w:tblPrEx>
-          <w:tblCellMar>
-            <w:top w:w="0" w:type="dxa"/>
-            <w:bottom w:w="0" w:type="dxa"/>
-          </w:tblCellMar>
-        </w:tblPrEx>
         <w:tc>
           <w:tcPr>
             <w:tcW w:w="3000" w:type="dxa"/>
@@ -1789,12 +1628,6 @@
         </w:tc>
       </w:tr>
       <w:tr>
-        <w:tblPrEx>
-          <w:tblCellMar>
-            <w:top w:w="0" w:type="dxa"/>
-            <w:bottom w:w="0" w:type="dxa"/>
-          </w:tblCellMar>
-        </w:tblPrEx>
         <w:tc>
           <w:tcPr>
             <w:tcW w:w="3000" w:type="dxa"/>
@@ -1836,12 +1669,6 @@
         </w:tc>
       </w:tr>
       <w:tr>
-        <w:tblPrEx>
-          <w:tblCellMar>
-            <w:top w:w="0" w:type="dxa"/>
-            <w:bottom w:w="0" w:type="dxa"/>
-          </w:tblCellMar>
-        </w:tblPrEx>
         <w:tc>
           <w:tcPr>
             <w:tcW w:w="3000" w:type="dxa"/>
@@ -1925,14 +1752,7 @@
           <w:sz w:val="21"/>
           <w:szCs w:val="21"/>
         </w:rPr>
-        <w:t xml:space="preserve"> hours per session. This gives 7 full weeks and 28 total class sessions, followed by the Final Capstone Showcase and Ce</w:t>
-      </w:r>
-      <w:r>
-        <w:rPr>
-          <w:sz w:val="21"/>
-          <w:szCs w:val="21"/>
-        </w:rPr>
-        <w:t>rtification.</w:t>
+        <w:t xml:space="preserve"> hours per session. This gives 7 full weeks and 28 total class sessions, followed by the Final Capstone Showcase and Certification.</w:t>
       </w:r>
     </w:p>
     <w:tbl>
@@ -1959,12 +1779,6 @@
         <w:gridCol w:w="3600"/>
       </w:tblGrid>
       <w:tr>
-        <w:tblPrEx>
-          <w:tblCellMar>
-            <w:top w:w="0" w:type="dxa"/>
-            <w:bottom w:w="0" w:type="dxa"/>
-          </w:tblCellMar>
-        </w:tblPrEx>
         <w:tc>
           <w:tcPr>
             <w:tcW w:w="2600" w:type="dxa"/>
@@ -2055,12 +1869,6 @@
         </w:tc>
       </w:tr>
       <w:tr>
-        <w:tblPrEx>
-          <w:tblCellMar>
-            <w:top w:w="0" w:type="dxa"/>
-            <w:bottom w:w="0" w:type="dxa"/>
-          </w:tblCellMar>
-        </w:tblPrEx>
         <w:tc>
           <w:tcPr>
             <w:tcW w:w="2600" w:type="dxa"/>
@@ -2132,12 +1940,6 @@
         </w:tc>
       </w:tr>
       <w:tr>
-        <w:tblPrEx>
-          <w:tblCellMar>
-            <w:top w:w="0" w:type="dxa"/>
-            <w:bottom w:w="0" w:type="dxa"/>
-          </w:tblCellMar>
-        </w:tblPrEx>
         <w:tc>
           <w:tcPr>
             <w:tcW w:w="2600" w:type="dxa"/>
@@ -2208,12 +2010,6 @@
         </w:tc>
       </w:tr>
       <w:tr>
-        <w:tblPrEx>
-          <w:tblCellMar>
-            <w:top w:w="0" w:type="dxa"/>
-            <w:bottom w:w="0" w:type="dxa"/>
-          </w:tblCellMar>
-        </w:tblPrEx>
         <w:tc>
           <w:tcPr>
             <w:tcW w:w="2600" w:type="dxa"/>
@@ -2280,12 +2076,6 @@
         </w:tc>
       </w:tr>
       <w:tr>
-        <w:tblPrEx>
-          <w:tblCellMar>
-            <w:top w:w="0" w:type="dxa"/>
-            <w:bottom w:w="0" w:type="dxa"/>
-          </w:tblCellMar>
-        </w:tblPrEx>
         <w:tc>
           <w:tcPr>
             <w:tcW w:w="2600" w:type="dxa"/>
@@ -2430,12 +2220,6 @@
         <w:gridCol w:w="5400"/>
       </w:tblGrid>
       <w:tr>
-        <w:tblPrEx>
-          <w:tblCellMar>
-            <w:top w:w="0" w:type="dxa"/>
-            <w:bottom w:w="0" w:type="dxa"/>
-          </w:tblCellMar>
-        </w:tblPrEx>
         <w:tc>
           <w:tcPr>
             <w:tcW w:w="1400" w:type="dxa"/>
@@ -2504,12 +2288,6 @@
         </w:tc>
       </w:tr>
       <w:tr>
-        <w:tblPrEx>
-          <w:tblCellMar>
-            <w:top w:w="0" w:type="dxa"/>
-            <w:bottom w:w="0" w:type="dxa"/>
-          </w:tblCellMar>
-        </w:tblPrEx>
         <w:tc>
           <w:tcPr>
             <w:tcW w:w="1400" w:type="dxa"/>
@@ -2587,12 +2365,6 @@
         </w:tc>
       </w:tr>
       <w:tr>
-        <w:tblPrEx>
-          <w:tblCellMar>
-            <w:top w:w="0" w:type="dxa"/>
-            <w:bottom w:w="0" w:type="dxa"/>
-          </w:tblCellMar>
-        </w:tblPrEx>
         <w:tc>
           <w:tcPr>
             <w:tcW w:w="1400" w:type="dxa"/>
@@ -2651,12 +2423,6 @@
         </w:tc>
       </w:tr>
       <w:tr>
-        <w:tblPrEx>
-          <w:tblCellMar>
-            <w:top w:w="0" w:type="dxa"/>
-            <w:bottom w:w="0" w:type="dxa"/>
-          </w:tblCellMar>
-        </w:tblPrEx>
         <w:tc>
           <w:tcPr>
             <w:tcW w:w="1400" w:type="dxa"/>
@@ -2726,12 +2492,6 @@
         </w:tc>
       </w:tr>
       <w:tr>
-        <w:tblPrEx>
-          <w:tblCellMar>
-            <w:top w:w="0" w:type="dxa"/>
-            <w:bottom w:w="0" w:type="dxa"/>
-          </w:tblCellMar>
-        </w:tblPrEx>
         <w:tc>
           <w:tcPr>
             <w:tcW w:w="1400" w:type="dxa"/>
@@ -2841,12 +2601,6 @@
         <w:gridCol w:w="5400"/>
       </w:tblGrid>
       <w:tr>
-        <w:tblPrEx>
-          <w:tblCellMar>
-            <w:top w:w="0" w:type="dxa"/>
-            <w:bottom w:w="0" w:type="dxa"/>
-          </w:tblCellMar>
-        </w:tblPrEx>
         <w:tc>
           <w:tcPr>
             <w:tcW w:w="1400" w:type="dxa"/>
@@ -2915,12 +2669,6 @@
         </w:tc>
       </w:tr>
       <w:tr>
-        <w:tblPrEx>
-          <w:tblCellMar>
-            <w:top w:w="0" w:type="dxa"/>
-            <w:bottom w:w="0" w:type="dxa"/>
-          </w:tblCellMar>
-        </w:tblPrEx>
         <w:tc>
           <w:tcPr>
             <w:tcW w:w="1400" w:type="dxa"/>
@@ -2974,12 +2722,6 @@
         </w:tc>
       </w:tr>
       <w:tr>
-        <w:tblPrEx>
-          <w:tblCellMar>
-            <w:top w:w="0" w:type="dxa"/>
-            <w:bottom w:w="0" w:type="dxa"/>
-          </w:tblCellMar>
-        </w:tblPrEx>
         <w:tc>
           <w:tcPr>
             <w:tcW w:w="1400" w:type="dxa"/>
@@ -3030,12 +2772,6 @@
         </w:tc>
       </w:tr>
       <w:tr>
-        <w:tblPrEx>
-          <w:tblCellMar>
-            <w:top w:w="0" w:type="dxa"/>
-            <w:bottom w:w="0" w:type="dxa"/>
-          </w:tblCellMar>
-        </w:tblPrEx>
         <w:tc>
           <w:tcPr>
             <w:tcW w:w="1400" w:type="dxa"/>
@@ -3097,12 +2833,6 @@
         </w:tc>
       </w:tr>
       <w:tr>
-        <w:tblPrEx>
-          <w:tblCellMar>
-            <w:top w:w="0" w:type="dxa"/>
-            <w:bottom w:w="0" w:type="dxa"/>
-          </w:tblCellMar>
-        </w:tblPrEx>
         <w:tc>
           <w:tcPr>
             <w:tcW w:w="1400" w:type="dxa"/>
@@ -3147,10 +2877,7 @@
           </w:tcPr>
           <w:p>
             <w:r>
-              <w:t>if/else conditions, loops (for/while), lists; Activity: write a simple Python program that checks if a number is even/odd and loops through a list of names; Mini-Assessment 2 (Practical): 3 optimized AI prompts +</w:t>
-            </w:r>
-            <w:r>
-              <w:t xml:space="preserve"> 1 working Python script.</w:t>
+              <w:t>if/else conditions, loops (for/while), lists; Activity: write a simple Python program that checks if a number is even/odd and loops through a list of names; Mini-Assessment 2 (Practical): 3 optimized AI prompts + 1 working Python script.</w:t>
             </w:r>
           </w:p>
         </w:tc>
@@ -3237,12 +2964,6 @@
         <w:gridCol w:w="5400"/>
       </w:tblGrid>
       <w:tr>
-        <w:tblPrEx>
-          <w:tblCellMar>
-            <w:top w:w="0" w:type="dxa"/>
-            <w:bottom w:w="0" w:type="dxa"/>
-          </w:tblCellMar>
-        </w:tblPrEx>
         <w:tc>
           <w:tcPr>
             <w:tcW w:w="1400" w:type="dxa"/>
@@ -3311,12 +3032,6 @@
         </w:tc>
       </w:tr>
       <w:tr>
-        <w:tblPrEx>
-          <w:tblCellMar>
-            <w:top w:w="0" w:type="dxa"/>
-            <w:bottom w:w="0" w:type="dxa"/>
-          </w:tblCellMar>
-        </w:tblPrEx>
         <w:tc>
           <w:tcPr>
             <w:tcW w:w="1400" w:type="dxa"/>
@@ -3378,12 +3093,6 @@
         </w:tc>
       </w:tr>
       <w:tr>
-        <w:tblPrEx>
-          <w:tblCellMar>
-            <w:top w:w="0" w:type="dxa"/>
-            <w:bottom w:w="0" w:type="dxa"/>
-          </w:tblCellMar>
-        </w:tblPrEx>
         <w:tc>
           <w:tcPr>
             <w:tcW w:w="1400" w:type="dxa"/>
@@ -3434,12 +3143,6 @@
         </w:tc>
       </w:tr>
       <w:tr>
-        <w:tblPrEx>
-          <w:tblCellMar>
-            <w:top w:w="0" w:type="dxa"/>
-            <w:bottom w:w="0" w:type="dxa"/>
-          </w:tblCellMar>
-        </w:tblPrEx>
         <w:tc>
           <w:tcPr>
             <w:tcW w:w="1400" w:type="dxa"/>
@@ -3503,21 +3206,12 @@
             </w:r>
             <w:proofErr w:type="spellEnd"/>
             <w:r>
-              <w:t xml:space="preserve"> to build a simple linear regression or classification model on a beginner dataset (e.g., Iris dataset or a simple marks-prediction dataset); Activity: train and test a model, an</w:t>
-            </w:r>
-            <w:r>
-              <w:t>d print its accuracy.</w:t>
+              <w:t xml:space="preserve"> to build a simple linear regression or classification model on a beginner dataset (e.g., Iris dataset or a simple marks-prediction dataset); Activity: train and test a model, and print its accuracy.</w:t>
             </w:r>
           </w:p>
         </w:tc>
       </w:tr>
       <w:tr>
-        <w:tblPrEx>
-          <w:tblCellMar>
-            <w:top w:w="0" w:type="dxa"/>
-            <w:bottom w:w="0" w:type="dxa"/>
-          </w:tblCellMar>
-        </w:tblPrEx>
         <w:tc>
           <w:tcPr>
             <w:tcW w:w="1400" w:type="dxa"/>
@@ -3627,12 +3321,6 @@
         <w:gridCol w:w="5400"/>
       </w:tblGrid>
       <w:tr>
-        <w:tblPrEx>
-          <w:tblCellMar>
-            <w:top w:w="0" w:type="dxa"/>
-            <w:bottom w:w="0" w:type="dxa"/>
-          </w:tblCellMar>
-        </w:tblPrEx>
         <w:tc>
           <w:tcPr>
             <w:tcW w:w="1400" w:type="dxa"/>
@@ -3701,12 +3389,6 @@
         </w:tc>
       </w:tr>
       <w:tr>
-        <w:tblPrEx>
-          <w:tblCellMar>
-            <w:top w:w="0" w:type="dxa"/>
-            <w:bottom w:w="0" w:type="dxa"/>
-          </w:tblCellMar>
-        </w:tblPrEx>
         <w:tc>
           <w:tcPr>
             <w:tcW w:w="1400" w:type="dxa"/>
@@ -3760,12 +3442,6 @@
         </w:tc>
       </w:tr>
       <w:tr>
-        <w:tblPrEx>
-          <w:tblCellMar>
-            <w:top w:w="0" w:type="dxa"/>
-            <w:bottom w:w="0" w:type="dxa"/>
-          </w:tblCellMar>
-        </w:tblPrEx>
         <w:tc>
           <w:tcPr>
             <w:tcW w:w="1400" w:type="dxa"/>
@@ -3832,12 +3508,6 @@
         </w:tc>
       </w:tr>
       <w:tr>
-        <w:tblPrEx>
-          <w:tblCellMar>
-            <w:top w:w="0" w:type="dxa"/>
-            <w:bottom w:w="0" w:type="dxa"/>
-          </w:tblCellMar>
-        </w:tblPrEx>
         <w:tc>
           <w:tcPr>
             <w:tcW w:w="1400" w:type="dxa"/>
@@ -3891,12 +3561,6 @@
         </w:tc>
       </w:tr>
       <w:tr>
-        <w:tblPrEx>
-          <w:tblCellMar>
-            <w:top w:w="0" w:type="dxa"/>
-            <w:bottom w:w="0" w:type="dxa"/>
-          </w:tblCellMar>
-        </w:tblPrEx>
         <w:tc>
           <w:tcPr>
             <w:tcW w:w="1400" w:type="dxa"/>
@@ -4041,12 +3705,6 @@
         <w:gridCol w:w="5400"/>
       </w:tblGrid>
       <w:tr>
-        <w:tblPrEx>
-          <w:tblCellMar>
-            <w:top w:w="0" w:type="dxa"/>
-            <w:bottom w:w="0" w:type="dxa"/>
-          </w:tblCellMar>
-        </w:tblPrEx>
         <w:tc>
           <w:tcPr>
             <w:tcW w:w="1400" w:type="dxa"/>
@@ -4115,12 +3773,6 @@
         </w:tc>
       </w:tr>
       <w:tr>
-        <w:tblPrEx>
-          <w:tblCellMar>
-            <w:top w:w="0" w:type="dxa"/>
-            <w:bottom w:w="0" w:type="dxa"/>
-          </w:tblCellMar>
-        </w:tblPrEx>
         <w:tc>
           <w:tcPr>
             <w:tcW w:w="1400" w:type="dxa"/>
@@ -4190,12 +3842,6 @@
         </w:tc>
       </w:tr>
       <w:tr>
-        <w:tblPrEx>
-          <w:tblCellMar>
-            <w:top w:w="0" w:type="dxa"/>
-            <w:bottom w:w="0" w:type="dxa"/>
-          </w:tblCellMar>
-        </w:tblPrEx>
         <w:tc>
           <w:tcPr>
             <w:tcW w:w="1400" w:type="dxa"/>
@@ -4254,12 +3900,6 @@
         </w:tc>
       </w:tr>
       <w:tr>
-        <w:tblPrEx>
-          <w:tblCellMar>
-            <w:top w:w="0" w:type="dxa"/>
-            <w:bottom w:w="0" w:type="dxa"/>
-          </w:tblCellMar>
-        </w:tblPrEx>
         <w:tc>
           <w:tcPr>
             <w:tcW w:w="1400" w:type="dxa"/>
@@ -4313,12 +3953,6 @@
         </w:tc>
       </w:tr>
       <w:tr>
-        <w:tblPrEx>
-          <w:tblCellMar>
-            <w:top w:w="0" w:type="dxa"/>
-            <w:bottom w:w="0" w:type="dxa"/>
-          </w:tblCellMar>
-        </w:tblPrEx>
         <w:tc>
           <w:tcPr>
             <w:tcW w:w="1400" w:type="dxa"/>
@@ -4363,10 +3997,7 @@
           </w:tcPr>
           <w:p>
             <w:r>
-              <w:t xml:space="preserve">Building a simple automation in n8n that connects two free tools (e.g., a Google Form submission automatically sends a Gmail notification, or a workflow that calls a free AI API to auto-reply to </w:t>
-            </w:r>
-            <w:r>
-              <w:t>a message); Activity: build and test one working n8n workflow; Assessment 5 (Practical Project Check): design + automation submission.</w:t>
+              <w:t>Building a simple automation in n8n that connects two free tools (e.g., a Google Form submission automatically sends a Gmail notification, or a workflow that calls a free AI API to auto-reply to a message); Activity: build and test one working n8n workflow; Assessment 5 (Practical Project Check): design + automation submission.</w:t>
             </w:r>
           </w:p>
         </w:tc>
@@ -4431,12 +4062,6 @@
         <w:gridCol w:w="5400"/>
       </w:tblGrid>
       <w:tr>
-        <w:tblPrEx>
-          <w:tblCellMar>
-            <w:top w:w="0" w:type="dxa"/>
-            <w:bottom w:w="0" w:type="dxa"/>
-          </w:tblCellMar>
-        </w:tblPrEx>
         <w:tc>
           <w:tcPr>
             <w:tcW w:w="1400" w:type="dxa"/>
@@ -4505,12 +4130,6 @@
         </w:tc>
       </w:tr>
       <w:tr>
-        <w:tblPrEx>
-          <w:tblCellMar>
-            <w:top w:w="0" w:type="dxa"/>
-            <w:bottom w:w="0" w:type="dxa"/>
-          </w:tblCellMar>
-        </w:tblPrEx>
         <w:tc>
           <w:tcPr>
             <w:tcW w:w="1400" w:type="dxa"/>
@@ -4564,12 +4183,6 @@
         </w:tc>
       </w:tr>
       <w:tr>
-        <w:tblPrEx>
-          <w:tblCellMar>
-            <w:top w:w="0" w:type="dxa"/>
-            <w:bottom w:w="0" w:type="dxa"/>
-          </w:tblCellMar>
-        </w:tblPrEx>
         <w:tc>
           <w:tcPr>
             <w:tcW w:w="1400" w:type="dxa"/>
@@ -4628,12 +4241,6 @@
         </w:tc>
       </w:tr>
       <w:tr>
-        <w:tblPrEx>
-          <w:tblCellMar>
-            <w:top w:w="0" w:type="dxa"/>
-            <w:bottom w:w="0" w:type="dxa"/>
-          </w:tblCellMar>
-        </w:tblPrEx>
         <w:tc>
           <w:tcPr>
             <w:tcW w:w="1400" w:type="dxa"/>
@@ -4695,12 +4302,6 @@
         </w:tc>
       </w:tr>
       <w:tr>
-        <w:tblPrEx>
-          <w:tblCellMar>
-            <w:top w:w="0" w:type="dxa"/>
-            <w:bottom w:w="0" w:type="dxa"/>
-          </w:tblCellMar>
-        </w:tblPrEx>
         <w:tc>
           <w:tcPr>
             <w:tcW w:w="1400" w:type="dxa"/>
@@ -4790,8 +4391,6 @@
         <w:pStyle w:val="Heading2"/>
         <w:spacing w:before="300" w:after="150"/>
       </w:pPr>
-      <w:bookmarkStart w:id="0" w:name="_GoBack"/>
-      <w:bookmarkEnd w:id="0"/>
       <w:r>
         <w:rPr>
           <w:b/>
@@ -4842,12 +4441,6 @@
         <w:gridCol w:w="5400"/>
       </w:tblGrid>
       <w:tr>
-        <w:tblPrEx>
-          <w:tblCellMar>
-            <w:top w:w="0" w:type="dxa"/>
-            <w:bottom w:w="0" w:type="dxa"/>
-          </w:tblCellMar>
-        </w:tblPrEx>
         <w:tc>
           <w:tcPr>
             <w:tcW w:w="1400" w:type="dxa"/>
@@ -4916,12 +4509,6 @@
         </w:tc>
       </w:tr>
       <w:tr>
-        <w:tblPrEx>
-          <w:tblCellMar>
-            <w:top w:w="0" w:type="dxa"/>
-            <w:bottom w:w="0" w:type="dxa"/>
-          </w:tblCellMar>
-        </w:tblPrEx>
         <w:tc>
           <w:tcPr>
             <w:tcW w:w="1400" w:type="dxa"/>
@@ -4975,12 +4562,6 @@
         </w:tc>
       </w:tr>
       <w:tr>
-        <w:tblPrEx>
-          <w:tblCellMar>
-            <w:top w:w="0" w:type="dxa"/>
-            <w:bottom w:w="0" w:type="dxa"/>
-          </w:tblCellMar>
-        </w:tblPrEx>
         <w:tc>
           <w:tcPr>
             <w:tcW w:w="1400" w:type="dxa"/>
@@ -5031,12 +4612,6 @@
         </w:tc>
       </w:tr>
       <w:tr>
-        <w:tblPrEx>
-          <w:tblCellMar>
-            <w:top w:w="0" w:type="dxa"/>
-            <w:bottom w:w="0" w:type="dxa"/>
-          </w:tblCellMar>
-        </w:tblPrEx>
         <w:tc>
           <w:tcPr>
             <w:tcW w:w="1400" w:type="dxa"/>
@@ -5090,12 +4665,6 @@
         </w:tc>
       </w:tr>
       <w:tr>
-        <w:tblPrEx>
-          <w:tblCellMar>
-            <w:top w:w="0" w:type="dxa"/>
-            <w:bottom w:w="0" w:type="dxa"/>
-          </w:tblCellMar>
-        </w:tblPrEx>
         <w:tc>
           <w:tcPr>
             <w:tcW w:w="1400" w:type="dxa"/>
@@ -5205,12 +4774,6 @@
         <w:gridCol w:w="5400"/>
       </w:tblGrid>
       <w:tr>
-        <w:tblPrEx>
-          <w:tblCellMar>
-            <w:top w:w="0" w:type="dxa"/>
-            <w:bottom w:w="0" w:type="dxa"/>
-          </w:tblCellMar>
-        </w:tblPrEx>
         <w:tc>
           <w:tcPr>
             <w:tcW w:w="1400" w:type="dxa"/>
@@ -5279,12 +4842,6 @@
         </w:tc>
       </w:tr>
       <w:tr>
-        <w:tblPrEx>
-          <w:tblCellMar>
-            <w:top w:w="0" w:type="dxa"/>
-            <w:bottom w:w="0" w:type="dxa"/>
-          </w:tblCellMar>
-        </w:tblPrEx>
         <w:tc>
           <w:tcPr>
             <w:tcW w:w="1400" w:type="dxa"/>
@@ -5338,12 +4895,6 @@
         </w:tc>
       </w:tr>
       <w:tr>
-        <w:tblPrEx>
-          <w:tblCellMar>
-            <w:top w:w="0" w:type="dxa"/>
-            <w:bottom w:w="0" w:type="dxa"/>
-          </w:tblCellMar>
-        </w:tblPrEx>
         <w:tc>
           <w:tcPr>
             <w:tcW w:w="1400" w:type="dxa"/>
@@ -5460,12 +5011,6 @@
         <w:gridCol w:w="1400"/>
       </w:tblGrid>
       <w:tr>
-        <w:tblPrEx>
-          <w:tblCellMar>
-            <w:top w:w="0" w:type="dxa"/>
-            <w:bottom w:w="0" w:type="dxa"/>
-          </w:tblCellMar>
-        </w:tblPrEx>
         <w:tc>
           <w:tcPr>
             <w:tcW w:w="2600" w:type="dxa"/>
@@ -5556,12 +5101,6 @@
         </w:tc>
       </w:tr>
       <w:tr>
-        <w:tblPrEx>
-          <w:tblCellMar>
-            <w:top w:w="0" w:type="dxa"/>
-            <w:bottom w:w="0" w:type="dxa"/>
-          </w:tblCellMar>
-        </w:tblPrEx>
         <w:tc>
           <w:tcPr>
             <w:tcW w:w="2600" w:type="dxa"/>
@@ -5628,12 +5167,6 @@
         </w:tc>
       </w:tr>
       <w:tr>
-        <w:tblPrEx>
-          <w:tblCellMar>
-            <w:top w:w="0" w:type="dxa"/>
-            <w:bottom w:w="0" w:type="dxa"/>
-          </w:tblCellMar>
-        </w:tblPrEx>
         <w:tc>
           <w:tcPr>
             <w:tcW w:w="2600" w:type="dxa"/>
@@ -5704,12 +5237,6 @@
         </w:tc>
       </w:tr>
       <w:tr>
-        <w:tblPrEx>
-          <w:tblCellMar>
-            <w:top w:w="0" w:type="dxa"/>
-            <w:bottom w:w="0" w:type="dxa"/>
-          </w:tblCellMar>
-        </w:tblPrEx>
         <w:tc>
           <w:tcPr>
             <w:tcW w:w="2600" w:type="dxa"/>
@@ -5776,12 +5303,6 @@
         </w:tc>
       </w:tr>
       <w:tr>
-        <w:tblPrEx>
-          <w:tblCellMar>
-            <w:top w:w="0" w:type="dxa"/>
-            <w:bottom w:w="0" w:type="dxa"/>
-          </w:tblCellMar>
-        </w:tblPrEx>
         <w:tc>
           <w:tcPr>
             <w:tcW w:w="2600" w:type="dxa"/>
@@ -5852,12 +5373,6 @@
         </w:tc>
       </w:tr>
       <w:tr>
-        <w:tblPrEx>
-          <w:tblCellMar>
-            <w:top w:w="0" w:type="dxa"/>
-            <w:bottom w:w="0" w:type="dxa"/>
-          </w:tblCellMar>
-        </w:tblPrEx>
         <w:tc>
           <w:tcPr>
             <w:tcW w:w="2600" w:type="dxa"/>
@@ -5924,12 +5439,6 @@
         </w:tc>
       </w:tr>
       <w:tr>
-        <w:tblPrEx>
-          <w:tblCellMar>
-            <w:top w:w="0" w:type="dxa"/>
-            <w:bottom w:w="0" w:type="dxa"/>
-          </w:tblCellMar>
-        </w:tblPrEx>
         <w:tc>
           <w:tcPr>
             <w:tcW w:w="2600" w:type="dxa"/>
@@ -6005,12 +5514,6 @@
         </w:tc>
       </w:tr>
       <w:tr>
-        <w:tblPrEx>
-          <w:tblCellMar>
-            <w:top w:w="0" w:type="dxa"/>
-            <w:bottom w:w="0" w:type="dxa"/>
-          </w:tblCellMar>
-        </w:tblPrEx>
         <w:tc>
           <w:tcPr>
             <w:tcW w:w="2600" w:type="dxa"/>
@@ -6077,12 +5580,6 @@
         </w:tc>
       </w:tr>
       <w:tr>
-        <w:tblPrEx>
-          <w:tblCellMar>
-            <w:top w:w="0" w:type="dxa"/>
-            <w:bottom w:w="0" w:type="dxa"/>
-          </w:tblCellMar>
-        </w:tblPrEx>
         <w:tc>
           <w:tcPr>
             <w:tcW w:w="2600" w:type="dxa"/>
@@ -6269,14 +5766,7 @@
           <w:sz w:val="21"/>
           <w:szCs w:val="21"/>
         </w:rPr>
-        <w:t>In Week 7, every student selects ONE of the follo</w:t>
-      </w:r>
-      <w:r>
-        <w:rPr>
-          <w:sz w:val="21"/>
-          <w:szCs w:val="21"/>
-        </w:rPr>
-        <w:t>wing four capstone tracks. Each track is designed to be completed entirely with free tools within 4 working days and results in a portfolio-ready deliverable plus a live or mock freelance listing.</w:t>
+        <w:t>In Week 7, every student selects ONE of the following four capstone tracks. Each track is designed to be completed entirely with free tools within 4 working days and results in a portfolio-ready deliverable plus a live or mock freelance listing.</w:t>
       </w:r>
     </w:p>
     <w:p>
@@ -6390,14 +5880,7 @@
           <w:sz w:val="21"/>
           <w:szCs w:val="21"/>
         </w:rPr>
-        <w:t>, Googl</w:t>
-      </w:r>
-      <w:r>
-        <w:rPr>
-          <w:sz w:val="21"/>
-          <w:szCs w:val="21"/>
-        </w:rPr>
-        <w:t>e Sheets</w:t>
+        <w:t>, Google Sheets</w:t>
       </w:r>
     </w:p>
     <w:p>
@@ -6463,14 +5946,7 @@
           <w:sz w:val="21"/>
           <w:szCs w:val="21"/>
         </w:rPr>
-        <w:t>), color palette, 3 social media post t</w:t>
-      </w:r>
-      <w:r>
-        <w:rPr>
-          <w:sz w:val="21"/>
-          <w:szCs w:val="21"/>
-        </w:rPr>
-        <w:t>emplates, and a 5-slide pitch deck.</w:t>
+        <w:t>), color palette, 3 social media post templates, and a 5-slide pitch deck.</w:t>
       </w:r>
     </w:p>
     <w:p>
@@ -6569,14 +6045,7 @@
           <w:sz w:val="21"/>
           <w:szCs w:val="21"/>
         </w:rPr>
-        <w:t xml:space="preserve">Deliverable: A researched report </w:t>
-      </w:r>
-      <w:r>
-        <w:rPr>
-          <w:sz w:val="21"/>
-          <w:szCs w:val="21"/>
-        </w:rPr>
-        <w:t>(2-3 pages) on a chosen topic using AI + fact-checking, plus one working no-code automation (e.g., an auto-responding Google Form connected to a Sheet).</w:t>
+        <w:t>Deliverable: A researched report (2-3 pages) on a chosen topic using AI + fact-checking, plus one working no-code automation (e.g., an auto-responding Google Form connected to a Sheet).</w:t>
       </w:r>
     </w:p>
     <w:p>
@@ -6610,14 +6079,7 @@
           <w:sz w:val="21"/>
           <w:szCs w:val="21"/>
         </w:rPr>
-        <w:t>Freelance Angle</w:t>
-      </w:r>
-      <w:r>
-        <w:rPr>
-          <w:sz w:val="21"/>
-          <w:szCs w:val="21"/>
-        </w:rPr>
-        <w:t>: Package this as a 'Virtual Research Assistant' or 'Simple Business Automation' gig.</w:t>
+        <w:t>Freelance Angle: Package this as a 'Virtual Research Assistant' or 'Simple Business Automation' gig.</w:t>
       </w:r>
     </w:p>
     <w:p>
@@ -6650,14 +6112,7 @@
           <w:sz w:val="21"/>
           <w:szCs w:val="21"/>
         </w:rPr>
-        <w:t>Deliverable: A small end-to-end mini-project combining a simple Python/ML model (e.g., a prediction or classificatio</w:t>
-      </w:r>
-      <w:r>
-        <w:rPr>
-          <w:sz w:val="21"/>
-          <w:szCs w:val="21"/>
-        </w:rPr>
-        <w:t xml:space="preserve">n script built in Google </w:t>
+        <w:t xml:space="preserve">Deliverable: A small end-to-end mini-project combining a simple Python/ML model (e.g., a prediction or classification script built in Google </w:t>
       </w:r>
       <w:proofErr w:type="spellStart"/>
       <w:r>
@@ -6722,14 +6177,7 @@
           <w:sz w:val="21"/>
           <w:szCs w:val="21"/>
         </w:rPr>
-        <w:t>-learn/p</w:t>
-      </w:r>
-      <w:r>
-        <w:rPr>
-          <w:sz w:val="21"/>
-          <w:szCs w:val="21"/>
-        </w:rPr>
-        <w:t>andas, n8n, Google Forms/Sheets</w:t>
+        <w:t>-learn/pandas, n8n, Google Forms/Sheets</w:t>
       </w:r>
     </w:p>
     <w:p>
@@ -6788,12 +6236,6 @@
         <w:gridCol w:w="5000"/>
       </w:tblGrid>
       <w:tr>
-        <w:tblPrEx>
-          <w:tblCellMar>
-            <w:top w:w="0" w:type="dxa"/>
-            <w:bottom w:w="0" w:type="dxa"/>
-          </w:tblCellMar>
-        </w:tblPrEx>
         <w:tc>
           <w:tcPr>
             <w:tcW w:w="3200" w:type="dxa"/>
@@ -6856,26 +6298,12 @@
                 <w:bCs/>
                 <w:color w:val="FFFFFF"/>
               </w:rPr>
-              <w:t>What is Eval</w:t>
-            </w:r>
-            <w:r>
-              <w:rPr>
-                <w:b/>
-                <w:bCs/>
-                <w:color w:val="FFFFFF"/>
-              </w:rPr>
-              <w:t>uated</w:t>
+              <w:t>What is Evaluated</w:t>
             </w:r>
           </w:p>
         </w:tc>
       </w:tr>
       <w:tr>
-        <w:tblPrEx>
-          <w:tblCellMar>
-            <w:top w:w="0" w:type="dxa"/>
-            <w:bottom w:w="0" w:type="dxa"/>
-          </w:tblCellMar>
-        </w:tblPrEx>
         <w:tc>
           <w:tcPr>
             <w:tcW w:w="3200" w:type="dxa"/>
@@ -6926,12 +6354,6 @@
         </w:tc>
       </w:tr>
       <w:tr>
-        <w:tblPrEx>
-          <w:tblCellMar>
-            <w:top w:w="0" w:type="dxa"/>
-            <w:bottom w:w="0" w:type="dxa"/>
-          </w:tblCellMar>
-        </w:tblPrEx>
         <w:tc>
           <w:tcPr>
             <w:tcW w:w="3200" w:type="dxa"/>
@@ -6985,12 +6407,6 @@
         </w:tc>
       </w:tr>
       <w:tr>
-        <w:tblPrEx>
-          <w:tblCellMar>
-            <w:top w:w="0" w:type="dxa"/>
-            <w:bottom w:w="0" w:type="dxa"/>
-          </w:tblCellMar>
-        </w:tblPrEx>
         <w:tc>
           <w:tcPr>
             <w:tcW w:w="3200" w:type="dxa"/>
@@ -7041,12 +6457,6 @@
         </w:tc>
       </w:tr>
       <w:tr>
-        <w:tblPrEx>
-          <w:tblCellMar>
-            <w:top w:w="0" w:type="dxa"/>
-            <w:bottom w:w="0" w:type="dxa"/>
-          </w:tblCellMar>
-        </w:tblPrEx>
         <w:tc>
           <w:tcPr>
             <w:tcW w:w="3200" w:type="dxa"/>
@@ -7100,12 +6510,6 @@
         </w:tc>
       </w:tr>
       <w:tr>
-        <w:tblPrEx>
-          <w:tblCellMar>
-            <w:top w:w="0" w:type="dxa"/>
-            <w:bottom w:w="0" w:type="dxa"/>
-          </w:tblCellMar>
-        </w:tblPrEx>
         <w:tc>
           <w:tcPr>
             <w:tcW w:w="3200" w:type="dxa"/>
@@ -7207,14 +6611,7 @@
           <w:sz w:val="21"/>
           <w:szCs w:val="21"/>
         </w:rPr>
-        <w:t>W</w:t>
-      </w:r>
-      <w:r>
-        <w:rPr>
-          <w:sz w:val="21"/>
-          <w:szCs w:val="21"/>
-        </w:rPr>
-        <w:t>eek 1: Comfortable navigating a computer, understands what AI and ML are, writes a basic prompt without help.</w:t>
+        <w:t>Week 1: Comfortable navigating a computer, understands what AI and ML are, writes a basic prompt without help.</w:t>
       </w:r>
     </w:p>
     <w:p>
@@ -7248,14 +6645,7 @@
           <w:sz w:val="21"/>
           <w:szCs w:val="21"/>
         </w:rPr>
-        <w:t>Week 3: Comfortable with basic Python for dat</w:t>
-      </w:r>
-      <w:r>
-        <w:rPr>
-          <w:sz w:val="21"/>
-          <w:szCs w:val="21"/>
-        </w:rPr>
-        <w:t>a; has trained and tested a first real Machine Learning model.</w:t>
+        <w:t>Week 3: Comfortable with basic Python for data; has trained and tested a first real Machine Learning model.</w:t>
       </w:r>
     </w:p>
     <w:p>
@@ -7289,14 +6679,7 @@
           <w:sz w:val="21"/>
           <w:szCs w:val="21"/>
         </w:rPr>
-        <w:t>Week 5: Designs visually professional graphics and presentations; has built a working n8n a</w:t>
-      </w:r>
-      <w:r>
-        <w:rPr>
-          <w:sz w:val="21"/>
-          <w:szCs w:val="21"/>
-        </w:rPr>
-        <w:t>utomation workflow.</w:t>
+        <w:t>Week 5: Designs visually professional graphics and presentations; has built a working n8n automation workflow.</w:t>
       </w:r>
     </w:p>
     <w:p>
@@ -7342,21 +6725,7 @@
           <w:sz w:val="21"/>
           <w:szCs w:val="21"/>
         </w:rPr>
-        <w:t>By course com</w:t>
-      </w:r>
-      <w:r>
-        <w:rPr>
-          <w:sz w:val="21"/>
-          <w:szCs w:val="21"/>
-        </w:rPr>
-        <w:t>pletion, the student transitions from complete unfamiliarity with AI, programming, and freelancing to being a confident, entry-level AI-assisted freelancer with real Python, Machine Learning, and automation exposure - equipped to earn while studying and to</w:t>
-      </w:r>
-      <w:r>
-        <w:rPr>
-          <w:sz w:val="21"/>
-          <w:szCs w:val="21"/>
-        </w:rPr>
-        <w:t xml:space="preserve"> enter their ADP/BSCS program significantly ahead of peers.</w:t>
+        <w:t>By course completion, the student transitions from complete unfamiliarity with AI, programming, and freelancing to being a confident, entry-level AI-assisted freelancer with real Python, Machine Learning, and automation exposure - equipped to earn while studying and to enter their ADP/BSCS program significantly ahead of peers.</w:t>
       </w:r>
     </w:p>
     <w:p>
@@ -7409,14 +6778,7 @@
           <w:sz w:val="21"/>
           <w:szCs w:val="21"/>
         </w:rPr>
-        <w:t>Use Roman Urdu/Urdu explanations</w:t>
-      </w:r>
-      <w:r>
-        <w:rPr>
-          <w:sz w:val="21"/>
-          <w:szCs w:val="21"/>
-        </w:rPr>
-        <w:t xml:space="preserve"> alongside English for any concept that feels abstract — code-switching improves retention for this audience.</w:t>
+        <w:t>Use Roman Urdu/Urdu explanations alongside English for any concept that feels abstract — code-switching improves retention for this audience.</w:t>
       </w:r>
     </w:p>
     <w:p>
@@ -7467,14 +6829,7 @@
           <w:sz w:val="21"/>
           <w:szCs w:val="21"/>
         </w:rPr>
-        <w:t>For students without a personal laptop, pair them with a lab partner or rotate insti</w:t>
-      </w:r>
-      <w:r>
-        <w:rPr>
-          <w:sz w:val="21"/>
-          <w:szCs w:val="21"/>
-        </w:rPr>
-        <w:t>tute lab computers — no student should fall behind due to hardware access.</w:t>
+        <w:t>For students without a personal laptop, pair them with a lab partner or rotate institute lab computers — no student should fall behind due to hardware access.</w:t>
       </w:r>
     </w:p>
     <w:p>
@@ -7570,7 +6925,7 @@
         <w:sz w:val="16"/>
         <w:szCs w:val="16"/>
       </w:rPr>
-      <w:t>8</w:t>
+      <w:t>2</w:t>
     </w:r>
     <w:r>
       <w:rPr>
@@ -7617,7 +6972,7 @@
         <w:sz w:val="16"/>
         <w:szCs w:val="16"/>
       </w:rPr>
-      <w:t>AI + Freelancing Combo Course | JSA Training Institute</w:t>
+      <w:t>AI + Freelancing Combo Course</w:t>
     </w:r>
   </w:p>
 </w:hdr>
@@ -8350,6 +7705,48 @@
       <w:szCs w:val="20"/>
     </w:rPr>
   </w:style>
+  <w:style w:type="paragraph" w:styleId="Header">
+    <w:name w:val="header"/>
+    <w:basedOn w:val="Normal"/>
+    <w:link w:val="HeaderChar"/>
+    <w:uiPriority w:val="99"/>
+    <w:unhideWhenUsed/>
+    <w:rsid w:val="00D94031"/>
+    <w:pPr>
+      <w:tabs>
+        <w:tab w:val="center" w:pos="4680"/>
+        <w:tab w:val="right" w:pos="9360"/>
+      </w:tabs>
+    </w:pPr>
+  </w:style>
+  <w:style w:type="character" w:customStyle="1" w:styleId="HeaderChar">
+    <w:name w:val="Header Char"/>
+    <w:basedOn w:val="DefaultParagraphFont"/>
+    <w:link w:val="Header"/>
+    <w:uiPriority w:val="99"/>
+    <w:rsid w:val="00D94031"/>
+  </w:style>
+  <w:style w:type="paragraph" w:styleId="Footer">
+    <w:name w:val="footer"/>
+    <w:basedOn w:val="Normal"/>
+    <w:link w:val="FooterChar"/>
+    <w:uiPriority w:val="99"/>
+    <w:unhideWhenUsed/>
+    <w:rsid w:val="00D94031"/>
+    <w:pPr>
+      <w:tabs>
+        <w:tab w:val="center" w:pos="4680"/>
+        <w:tab w:val="right" w:pos="9360"/>
+      </w:tabs>
+    </w:pPr>
+  </w:style>
+  <w:style w:type="character" w:customStyle="1" w:styleId="FooterChar">
+    <w:name w:val="Footer Char"/>
+    <w:basedOn w:val="DefaultParagraphFont"/>
+    <w:link w:val="Footer"/>
+    <w:uiPriority w:val="99"/>
+    <w:rsid w:val="00D94031"/>
+  </w:style>
 </w:styles>
 </file>
 
